--- a/public/3 summarized books/Protecting the Next Generation/lesson-information/general/chapter1/Lesson 3.docx
+++ b/public/3 summarized books/Protecting the Next Generation/lesson-information/general/chapter1/Lesson 3.docx
@@ -28,7 +28,7 @@
     </w:p>
     <w:p>
       <w:r>
-        <w:t xml:space="preserve">Estimated Minutes: 7</w:t>
+        <w:t xml:space="preserve">Estimated Minutes: 12</w:t>
       </w:r>
     </w:p>
     <w:p>
@@ -46,7 +46,7 @@
     </w:p>
     <w:p>
       <w:r>
-        <w:t xml:space="preserve">Prevention becomes stronger when danger is understood clearly.</w:t>
+        <w:t xml:space="preserve">Prevention becomes stronger when danger is understood clearly. This lesson sits inside Understanding the Risk, where the focus is why prevention matters, why the teenage years are vulnerable, and how drug abuse harms body, mind, and future. For a parent, guardian, caregiver, or adult who wants to protect young people before crisis begins, this matters because growth is not created by information alone. It grows when truth becomes something you can recognize, practice, and return to in ordinary moments. As you begin, do not rush to prove that you already understand the lesson. Let the topic name something honestly. Notice where it touches your story, your habits, your relationships, and the way you respond when life becomes difficult.</w:t>
       </w:r>
     </w:p>
     <w:p>
@@ -68,6 +68,31 @@
       </w:r>
     </w:p>
     <w:p>
+      <w:r>
+        <w:t xml:space="preserve">This course is about prevention, watchfulness, communication, boundaries, and building a safer home environment. The theme of &amp;quot;Physical Dangers of Drug Abuse&amp;quot; is not meant to remain a slogan. It is meant to become a practical lens for daily life. When this truth is taken seriously, it changes the way a person interprets pressure, choices, relationships, and responsibility.</w:t>
+      </w:r>
+    </w:p>
+    <w:p>
+      <w:r>
+        <w:t xml:space="preserve">A shallow response would be to agree with the idea and move on. A deeper response asks, &amp;quot;Where does this need to become visible in me?&amp;quot; That question matters because lasting change is usually built in ordinary places: the conversation you handle differently, the boundary you keep, the apology you make, the temptation you interrupt, or the small responsibility you finally carry without excuse.</w:t>
+      </w:r>
+    </w:p>
+    <w:p>
+      <w:r>
+        <w:t xml:space="preserve">The chapter context is important here: Why prevention matters, why the teenage years are vulnerable, and how drug abuse harms body, mind, and future. This means the lesson is not standing alone. It is part of a larger movement from awareness into practice. You are learning to see patterns clearly, name what is unhealthy, and choose a response that supports a stronger future.</w:t>
+      </w:r>
+    </w:p>
+    <w:p>
+      <w:r>
+        <w:t xml:space="preserve">In practical terms, this lesson asks you to slow down enough to notice what has been shaping your choices. Some patterns are obvious, but many are quiet. They show up in tone, delay, avoidance, defensiveness, secrecy, fear, control, or the need to escape discomfort. Growth begins when those patterns are brought into the light without shame and without denial.</w:t>
+      </w:r>
+    </w:p>
+    <w:p>
+      <w:r>
+        <w:t xml:space="preserve">The goal is not perfection by the end of the lesson. The goal is honest movement. Take one clear idea from this teaching and connect it to one real situation in your life. If you can name where it applies, you can begin practicing it. If you can practice it repeatedly, it can become part of your character and not only part of your knowledge.</w:t>
+      </w:r>
+    </w:p>
+    <w:p>
       <w:pPr>
         <w:pStyle w:val="Heading2"/>
       </w:pPr>
@@ -77,7 +102,7 @@
     </w:p>
     <w:p>
       <w:r>
-        <w:t xml:space="preserve">A young person&amp;#39;s future can be altered by choices that first looked small.</w:t>
+        <w:t xml:space="preserve">A young person&amp;#39;s future can be altered by choices that first looked small. Do not underestimate the importance of one honest adjustment. Most people want change to arrive all at once, but deep change is usually formed through repeated choices that seem small at first. Let this lesson become a mirror, not a weapon. A mirror helps you see clearly so you can respond wisely. It is not there to condemn you; it is there to help you stop living blindly.</w:t>
       </w:r>
     </w:p>
     <w:p>
@@ -95,7 +120,7 @@
     </w:p>
     <w:p>
       <w:r>
-        <w:t xml:space="preserve">Think about what would make the risk feel real without becoming alarmist.</w:t>
+        <w:t xml:space="preserve">Think about what would make the risk feel real without becoming alarmist. Take a few minutes before answering. Think about a real situation from the last week, not only a general idea. Where did this lesson show up in your choices, words, thoughts, or relationships? Try to answer without defending yourself and without attacking yourself. The most useful reflection is specific, honest, and kind enough to lead to action. If you notice discomfort, pay attention to it. It may be pointing to an area where growth is ready to begin.</w:t>
       </w:r>
     </w:p>
     <w:p>
@@ -108,7 +133,7 @@
     </w:p>
     <w:p>
       <w:r>
-        <w:t xml:space="preserve">Prompt: Write a short explanation of drug risk in simple, honest language.</w:t>
+        <w:t xml:space="preserve">Prompt: Write a short explanation of drug risk in simple, honest language. Use concrete examples rather than broad statements. Describe what has been happening, how you usually respond, and what a healthier response could look like. Then write one sentence beginning with, &amp;quot;The next faithful step I can take is...&amp;quot;</w:t>
       </w:r>
     </w:p>
     <w:p>
@@ -126,7 +151,7 @@
     </w:p>
     <w:p>
       <w:r>
-        <w:t xml:space="preserve">Choose one health fact and learn it well enough to explain it calmly.</w:t>
+        <w:t xml:space="preserve">Choose one health fact and learn it well enough to explain it calmly. Make the action small enough to complete today and clear enough that you will know whether you did it. Do not choose something vague like &amp;quot;be better.&amp;quot; Choose a visible action: make the call, write the apology, set the boundary, ask the question, finish the task, remove the trigger, or create the routine. At the end of the day, notice what happened. What was easy? What resisted you? What did you learn about yourself? That review is part of the action because it turns experience into wisdom.</w:t>
       </w:r>
     </w:p>
     <w:p>
@@ -144,7 +169,7 @@
     </w:p>
     <w:p>
       <w:r>
-        <w:t xml:space="preserve">Clear knowledge helps protection stay grounded rather than vague.</w:t>
+        <w:t xml:space="preserve">Clear knowledge helps protection stay grounded rather than vague. Carry this lesson gently but seriously. You do not need to master everything today, but you do need to keep moving with honesty. One lesson becomes powerful when it is practiced after the screen is closed. Let the next step be simple, visible, and true.</w:t>
       </w:r>
     </w:p>
     <w:sectPr>

--- a/public/3 summarized books/Protecting the Next Generation/lesson-information/general/chapter1/Lesson 3.docx
+++ b/public/3 summarized books/Protecting the Next Generation/lesson-information/general/chapter1/Lesson 3.docx
@@ -28,7 +28,7 @@
     </w:p>
     <w:p>
       <w:r>
-        <w:t xml:space="preserve">Estimated Minutes: 12</w:t>
+        <w:t xml:space="preserve">Estimated Minutes: 15</w:t>
       </w:r>
     </w:p>
     <w:p>
@@ -69,12 +69,12 @@
     </w:p>
     <w:p>
       <w:r>
-        <w:t xml:space="preserve">This course is about prevention, watchfulness, communication, boundaries, and building a safer home environment. The theme of &amp;quot;Physical Dangers of Drug Abuse&amp;quot; is not meant to remain a slogan. It is meant to become a practical lens for daily life. When this truth is taken seriously, it changes the way a person interprets pressure, choices, relationships, and responsibility.</w:t>
-      </w:r>
-    </w:p>
-    <w:p>
-      <w:r>
-        <w:t xml:space="preserve">A shallow response would be to agree with the idea and move on. A deeper response asks, &amp;quot;Where does this need to become visible in me?&amp;quot; That question matters because lasting change is usually built in ordinary places: the conversation you handle differently, the boundary you keep, the apology you make, the temptation you interrupt, or the small responsibility you finally carry without excuse.</w:t>
+        <w:t xml:space="preserve">This course is about prevention, watchfulness, communication, boundaries, and building a safer home environment. The theme of "Physical Dangers of Drug Abuse" is not meant to remain a slogan. It is meant to become a practical lens for daily life. When this truth is taken seriously, it changes the way a person interprets pressure, choices, relationships, and responsibility.</w:t>
+      </w:r>
+    </w:p>
+    <w:p>
+      <w:r>
+        <w:t xml:space="preserve">A shallow response would be to agree with the idea and move on. A deeper response asks, "Where does this need to become visible in me?" That question matters because lasting change is usually built in ordinary places: the conversation you handle differently, the boundary you keep, the apology you make, the temptation you interrupt, or the small responsibility you finally carry without excuse.</w:t>
       </w:r>
     </w:p>
     <w:p>
@@ -97,20 +97,38 @@
         <w:pStyle w:val="Heading2"/>
       </w:pPr>
       <w:r>
-        <w:t xml:space="preserve">Step 3: Mentor Note</w:t>
-      </w:r>
-    </w:p>
-    <w:p>
-      <w:r>
-        <w:t xml:space="preserve">A young person&amp;#39;s future can be altered by choices that first looked small. Do not underestimate the importance of one honest adjustment. Most people want change to arrive all at once, but deep change is usually formed through repeated choices that seem small at first. Let this lesson become a mirror, not a weapon. A mirror helps you see clearly so you can respond wisely. It is not there to condemn you; it is there to help you stop living blindly.</w:t>
-      </w:r>
-    </w:p>
-    <w:p>
-      <w:pPr>
-        <w:pStyle w:val="Heading2"/>
-      </w:pPr>
-      <w:r>
-        <w:t xml:space="preserve">Step 4: Pause &amp; Reflect</w:t>
+        <w:t xml:space="preserve">Step 3: Reflection Quote</w:t>
+      </w:r>
+    </w:p>
+    <w:p>
+      <w:r>
+        <w:t xml:space="preserve">A young person's future can be altered by choices that first looked small. Do not underestimate the importance of one honest adjustment. Most people want change to arrive all at once, but deep change is usually formed through repeated choices that seem small at first. Let this lesson become a mirror, not a weapon. A mirror helps you see clearly so you can respond wisely. It is not there to condemn you; it is there to help you stop living blindly.</w:t>
+      </w:r>
+    </w:p>
+    <w:p>
+      <w:pPr>
+        <w:pStyle w:val="Heading2"/>
+      </w:pPr>
+      <w:r>
+        <w:t xml:space="preserve">Step 4: Video</w:t>
+      </w:r>
+    </w:p>
+    <w:p>
+      <w:r>
+        <w:t xml:space="preserve">Title: Physical Dangers of Drug Abuse</w:t>
+      </w:r>
+    </w:p>
+    <w:p>
+      <w:r>
+        <w:t xml:space="preserve">Explain the lesson in a practical mentor voice. Connect the teaching to awareness, communication, boundaries, relationship, and prevention before crisis. Use "Effects on the body" as the main idea, then give one practical example the learner can recognize in ordinary life.</w:t>
+      </w:r>
+    </w:p>
+    <w:p>
+      <w:pPr>
+        <w:pStyle w:val="Heading2"/>
+      </w:pPr>
+      <w:r>
+        <w:t xml:space="preserve">Step 5: Pause &amp; Reflect</w:t>
       </w:r>
     </w:p>
     <w:p>
@@ -128,20 +146,33 @@
         <w:pStyle w:val="Heading2"/>
       </w:pPr>
       <w:r>
-        <w:t xml:space="preserve">Step 5: Journal</w:t>
-      </w:r>
-    </w:p>
-    <w:p>
-      <w:r>
-        <w:t xml:space="preserve">Prompt: Write a short explanation of drug risk in simple, honest language. Use concrete examples rather than broad statements. Describe what has been happening, how you usually respond, and what a healthier response could look like. Then write one sentence beginning with, &amp;quot;The next faithful step I can take is...&amp;quot;</w:t>
-      </w:r>
-    </w:p>
-    <w:p>
-      <w:pPr>
-        <w:pStyle w:val="Heading2"/>
-      </w:pPr>
-      <w:r>
-        <w:t xml:space="preserve">Step 6: Daily Action</w:t>
+        <w:t xml:space="preserve">Step 6: Journal</w:t>
+      </w:r>
+    </w:p>
+    <w:p>
+      <w:r>
+        <w:t xml:space="preserve">Prompt: Write a short explanation of drug risk in simple, honest language. Use concrete examples rather than broad statements. Describe what has been happening, how you usually respond, and what a healthier response could look like. Then write one sentence beginning with, "The next faithful step I can take is..."</w:t>
+      </w:r>
+    </w:p>
+    <w:p>
+      <w:pPr>
+        <w:pStyle w:val="Heading2"/>
+      </w:pPr>
+      <w:r>
+        <w:t xml:space="preserve">Step 7: Mood Check-In</w:t>
+      </w:r>
+    </w:p>
+    <w:p>
+      <w:r>
+        <w:t xml:space="preserve">Question: How calm and prepared do you feel about practicing physical dangers of drug abuse today?</w:t>
+      </w:r>
+    </w:p>
+    <w:p>
+      <w:pPr>
+        <w:pStyle w:val="Heading2"/>
+      </w:pPr>
+      <w:r>
+        <w:t xml:space="preserve">Step 8: Action</w:t>
       </w:r>
     </w:p>
     <w:p>
@@ -151,15 +182,124 @@
     </w:p>
     <w:p>
       <w:r>
-        <w:t xml:space="preserve">Choose one health fact and learn it well enough to explain it calmly. Make the action small enough to complete today and clear enough that you will know whether you did it. Do not choose something vague like &amp;quot;be better.&amp;quot; Choose a visible action: make the call, write the apology, set the boundary, ask the question, finish the task, remove the trigger, or create the routine. At the end of the day, notice what happened. What was easy? What resisted you? What did you learn about yourself? That review is part of the action because it turns experience into wisdom.</w:t>
-      </w:r>
-    </w:p>
-    <w:p>
-      <w:pPr>
-        <w:pStyle w:val="Heading2"/>
-      </w:pPr>
-      <w:r>
-        <w:t xml:space="preserve">Step 7: Complete</w:t>
+        <w:t xml:space="preserve">Choose one health fact and learn it well enough to explain it calmly. Make the action small enough to complete today and clear enough that you will know whether you did it. Do not choose something vague like "be better." Choose a visible action: make the call, write the apology, set the boundary, ask the question, finish the task, remove the trigger, or create the routine. At the end of the day, notice what happened. What was easy? What resisted you? What did you learn about yourself? That review is part of the action because it turns experience into wisdom.</w:t>
+      </w:r>
+    </w:p>
+    <w:p>
+      <w:pPr>
+        <w:pStyle w:val="Heading2"/>
+      </w:pPr>
+      <w:r>
+        <w:t xml:space="preserve">Step 9: Reflection Quote</w:t>
+      </w:r>
+    </w:p>
+    <w:p>
+      <w:r>
+        <w:t xml:space="preserve">Clear knowledge helps protection stay grounded rather than vague. Carry this lesson gently but seriously. You do not need to master everything today, but you do need to keep moving with honesty. One lesson becomes powerful when it is practiced after the screen is closed. Let the next step be simple, visible, and true.</w:t>
+      </w:r>
+    </w:p>
+    <w:p>
+      <w:pPr>
+        <w:pStyle w:val="Heading2"/>
+      </w:pPr>
+      <w:r>
+        <w:t xml:space="preserve">Step 10: Reflection Check</w:t>
+      </w:r>
+    </w:p>
+    <w:p>
+      <w:r>
+        <w:t xml:space="preserve">Question: What is the main focus of this lesson?</w:t>
+      </w:r>
+    </w:p>
+    <w:p>
+      <w:r>
+        <w:t xml:space="preserve">- Physical Dangers of Drug Abuse through Effects on the body (correct)</w:t>
+      </w:r>
+      <w:r>
+        <w:br/>
+      </w:r>
+      <w:r>
+        <w:t xml:space="preserve">- Understanding the Risk</w:t>
+      </w:r>
+      <w:r>
+        <w:br/>
+      </w:r>
+      <w:r>
+        <w:t xml:space="preserve">- Avoiding all reflection</w:t>
+      </w:r>
+      <w:r>
+        <w:br/>
+      </w:r>
+      <w:r>
+        <w:t xml:space="preserve">- Finishing quickly</w:t>
+      </w:r>
+    </w:p>
+    <w:p>
+      <w:pPr>
+        <w:pStyle w:val="Heading2"/>
+      </w:pPr>
+      <w:r>
+        <w:t xml:space="preserve">Step 11: Reflection Check</w:t>
+      </w:r>
+    </w:p>
+    <w:p>
+      <w:r>
+        <w:t xml:space="preserve">Question: What should this lesson lead toward?</w:t>
+      </w:r>
+    </w:p>
+    <w:p>
+      <w:r>
+        <w:t xml:space="preserve">- protective care shown through Learn one fact well (correct)</w:t>
+      </w:r>
+      <w:r>
+        <w:br/>
+      </w:r>
+      <w:r>
+        <w:t xml:space="preserve">- More shame</w:t>
+      </w:r>
+      <w:r>
+        <w:br/>
+      </w:r>
+      <w:r>
+        <w:t xml:space="preserve">- Less awareness</w:t>
+      </w:r>
+      <w:r>
+        <w:br/>
+      </w:r>
+      <w:r>
+        <w:t xml:space="preserve">- Ignoring responsibility</w:t>
+      </w:r>
+    </w:p>
+    <w:p>
+      <w:pPr>
+        <w:pStyle w:val="Heading2"/>
+      </w:pPr>
+      <w:r>
+        <w:t xml:space="preserve">Step 12: Reflection Check</w:t>
+      </w:r>
+    </w:p>
+    <w:p>
+      <w:r>
+        <w:t xml:space="preserve">Question: True or False: Protection works best when adults ignore warning signs until a crisis happens.</w:t>
+      </w:r>
+    </w:p>
+    <w:p>
+      <w:r>
+        <w:t xml:space="preserve">- False (correct)</w:t>
+      </w:r>
+      <w:r>
+        <w:br/>
+      </w:r>
+      <w:r>
+        <w:t xml:space="preserve">- True</w:t>
+      </w:r>
+    </w:p>
+    <w:p>
+      <w:pPr>
+        <w:pStyle w:val="Heading2"/>
+      </w:pPr>
+      <w:r>
+        <w:t xml:space="preserve">Step 13: Complete</w:t>
       </w:r>
     </w:p>
     <w:p>

--- a/public/3 summarized books/Protecting the Next Generation/lesson-information/general/chapter1/Lesson 3.docx
+++ b/public/3 summarized books/Protecting the Next Generation/lesson-information/general/chapter1/Lesson 3.docx
@@ -4,18 +4,10 @@
   <w:body>
     <w:p>
       <w:pPr>
-        <w:pStyle w:val="Title"/>
-      </w:pPr>
-      <w:r>
-        <w:t xml:space="preserve">Course: Protecting the Next Generation</w:t>
-      </w:r>
-    </w:p>
-    <w:p>
-      <w:pPr>
-        <w:pStyle w:val="Heading1"/>
-      </w:pPr>
-      <w:r>
-        <w:t xml:space="preserve">Chapter 1: Understanding the Risk</w:t>
+        <w:pStyle w:val="Heading1"/>
+      </w:pPr>
+      <w:r>
+        <w:t xml:space="preserve">COURSE: Protecting the Next Generation</w:t>
       </w:r>
     </w:p>
     <w:p>
@@ -23,195 +15,285 @@
         <w:pStyle w:val="Heading2"/>
       </w:pPr>
       <w:r>
-        <w:t xml:space="preserve">Lesson 3: Physical Dangers of Drug Abuse</w:t>
-      </w:r>
-    </w:p>
-    <w:p>
-      <w:r>
-        <w:t xml:space="preserve">Estimated Minutes: 15</w:t>
-      </w:r>
-    </w:p>
-    <w:p>
-      <w:pPr>
-        <w:pStyle w:val="Heading2"/>
-      </w:pPr>
-      <w:r>
-        <w:t xml:space="preserve">Step 1: Welcome</w:t>
-      </w:r>
-    </w:p>
-    <w:p>
+        <w:t xml:space="preserve">CHAPTER 1: Understanding the Risk</w:t>
+      </w:r>
+    </w:p>
+    <w:p>
+      <w:pPr>
+        <w:pStyle w:val="Heading3"/>
+      </w:pPr>
+      <w:r>
+        <w:t xml:space="preserve">LESSON 3: Physical Dangers of Drug Abuse</w:t>
+      </w:r>
+    </w:p>
+    <w:p>
+      <w:pPr>
+        <w:pStyle w:val="FirstParagraph"/>
+      </w:pPr>
+      <w:r>
+        <w:t xml:space="preserve">estimated_minutes: 15</w:t>
+      </w:r>
+    </w:p>
+    <w:p>
+      <w:pPr>
+        <w:pStyle w:val="FirstParagraph"/>
+      </w:pPr>
+      <w:r>
+        <w:t xml:space="preserve">sort_order: 3</w:t>
+      </w:r>
+    </w:p>
+    <w:p>
+      <w:pPr>
+        <w:pStyle w:val="FirstParagraph"/>
+      </w:pPr>
+      <w:r>
+        <w:t xml:space="preserve">is_published: true</w:t>
+      </w:r>
+    </w:p>
+    <w:p>
+      <w:pPr>
+        <w:pStyle w:val="Heading1"/>
+      </w:pPr>
+      <w:r>
+        <w:t xml:space="preserve">STEP 1: WELCOME</w:t>
+      </w:r>
+    </w:p>
+    <w:p>
+      <w:pPr>
+        <w:pStyle w:val="FirstParagraph"/>
+      </w:pPr>
       <w:r>
         <w:t xml:space="preserve">Title: Understanding the harm</w:t>
       </w:r>
     </w:p>
     <w:p>
+      <w:pPr>
+        <w:pStyle w:val="BodyText"/>
+      </w:pPr>
       <w:r>
         <w:t xml:space="preserve">Prevention becomes stronger when danger is understood clearly. This lesson sits inside Understanding the Risk, where the focus is why prevention matters, why the teenage years are vulnerable, and how drug abuse harms body, mind, and future. For a parent, guardian, caregiver, or adult who wants to protect young people before crisis begins, this matters because growth is not created by information alone. It grows when truth becomes something you can recognize, practice, and return to in ordinary moments. As you begin, do not rush to prove that you already understand the lesson. Let the topic name something honestly. Notice where it touches your story, your habits, your relationships, and the way you respond when life becomes difficult.</w:t>
       </w:r>
     </w:p>
     <w:p>
       <w:pPr>
-        <w:pStyle w:val="Heading2"/>
-      </w:pPr>
-      <w:r>
-        <w:t xml:space="preserve">Step 2: Teaching</w:t>
-      </w:r>
-    </w:p>
-    <w:p>
+        <w:pStyle w:val="Heading1"/>
+      </w:pPr>
+      <w:r>
+        <w:t xml:space="preserve">STEP 2: TEACHING</w:t>
+      </w:r>
+    </w:p>
+    <w:p>
+      <w:pPr>
+        <w:pStyle w:val="FirstParagraph"/>
+      </w:pPr>
       <w:r>
         <w:t xml:space="preserve">Title: Effects on the body</w:t>
       </w:r>
     </w:p>
     <w:p>
+      <w:pPr>
+        <w:pStyle w:val="BodyText"/>
+      </w:pPr>
       <w:r>
         <w:t xml:space="preserve">The manuscript highlights physical risks such as heart strain, weakened immunity, sleep disruption, appetite changes, withdrawal pain, and the greater vulnerability of younger bodies.</w:t>
       </w:r>
     </w:p>
     <w:p>
+      <w:pPr>
+        <w:pStyle w:val="BodyText"/>
+      </w:pPr>
       <w:r>
         <w:t xml:space="preserve">This course is about prevention, watchfulness, communication, boundaries, and building a safer home environment. The theme of "Physical Dangers of Drug Abuse" is not meant to remain a slogan. It is meant to become a practical lens for daily life. When this truth is taken seriously, it changes the way a person interprets pressure, choices, relationships, and responsibility.</w:t>
       </w:r>
     </w:p>
     <w:p>
+      <w:pPr>
+        <w:pStyle w:val="BodyText"/>
+      </w:pPr>
       <w:r>
         <w:t xml:space="preserve">A shallow response would be to agree with the idea and move on. A deeper response asks, "Where does this need to become visible in me?" That question matters because lasting change is usually built in ordinary places: the conversation you handle differently, the boundary you keep, the apology you make, the temptation you interrupt, or the small responsibility you finally carry without excuse.</w:t>
       </w:r>
     </w:p>
     <w:p>
+      <w:pPr>
+        <w:pStyle w:val="BodyText"/>
+      </w:pPr>
       <w:r>
         <w:t xml:space="preserve">The chapter context is important here: Why prevention matters, why the teenage years are vulnerable, and how drug abuse harms body, mind, and future. This means the lesson is not standing alone. It is part of a larger movement from awareness into practice. You are learning to see patterns clearly, name what is unhealthy, and choose a response that supports a stronger future.</w:t>
       </w:r>
     </w:p>
     <w:p>
+      <w:pPr>
+        <w:pStyle w:val="BodyText"/>
+      </w:pPr>
       <w:r>
         <w:t xml:space="preserve">In practical terms, this lesson asks you to slow down enough to notice what has been shaping your choices. Some patterns are obvious, but many are quiet. They show up in tone, delay, avoidance, defensiveness, secrecy, fear, control, or the need to escape discomfort. Growth begins when those patterns are brought into the light without shame and without denial.</w:t>
       </w:r>
     </w:p>
     <w:p>
+      <w:pPr>
+        <w:pStyle w:val="BodyText"/>
+      </w:pPr>
       <w:r>
         <w:t xml:space="preserve">The goal is not perfection by the end of the lesson. The goal is honest movement. Take one clear idea from this teaching and connect it to one real situation in your life. If you can name where it applies, you can begin practicing it. If you can practice it repeatedly, it can become part of your character and not only part of your knowledge.</w:t>
       </w:r>
     </w:p>
     <w:p>
       <w:pPr>
-        <w:pStyle w:val="Heading2"/>
-      </w:pPr>
-      <w:r>
-        <w:t xml:space="preserve">Step 3: Reflection Quote</w:t>
-      </w:r>
-    </w:p>
-    <w:p>
+        <w:pStyle w:val="Heading1"/>
+      </w:pPr>
+      <w:r>
+        <w:t xml:space="preserve">STEP 3: REFLECTION QUOTE</w:t>
+      </w:r>
+    </w:p>
+    <w:p>
+      <w:pPr>
+        <w:pStyle w:val="BodyText"/>
+      </w:pPr>
       <w:r>
         <w:t xml:space="preserve">A young person's future can be altered by choices that first looked small. Do not underestimate the importance of one honest adjustment. Most people want change to arrive all at once, but deep change is usually formed through repeated choices that seem small at first. Let this lesson become a mirror, not a weapon. A mirror helps you see clearly so you can respond wisely. It is not there to condemn you; it is there to help you stop living blindly.</w:t>
       </w:r>
     </w:p>
     <w:p>
       <w:pPr>
-        <w:pStyle w:val="Heading2"/>
-      </w:pPr>
-      <w:r>
-        <w:t xml:space="preserve">Step 4: Video</w:t>
-      </w:r>
-    </w:p>
-    <w:p>
+        <w:pStyle w:val="Heading1"/>
+      </w:pPr>
+      <w:r>
+        <w:t xml:space="preserve">STEP 4: VIDEO</w:t>
+      </w:r>
+    </w:p>
+    <w:p>
+      <w:pPr>
+        <w:pStyle w:val="FirstParagraph"/>
+      </w:pPr>
       <w:r>
         <w:t xml:space="preserve">Title: Physical Dangers of Drug Abuse</w:t>
       </w:r>
     </w:p>
     <w:p>
+      <w:pPr>
+        <w:pStyle w:val="BodyText"/>
+      </w:pPr>
       <w:r>
         <w:t xml:space="preserve">Explain the lesson in a practical mentor voice. Connect the teaching to awareness, communication, boundaries, relationship, and prevention before crisis. Use "Effects on the body" as the main idea, then give one practical example the learner can recognize in ordinary life.</w:t>
       </w:r>
     </w:p>
     <w:p>
       <w:pPr>
-        <w:pStyle w:val="Heading2"/>
-      </w:pPr>
-      <w:r>
-        <w:t xml:space="preserve">Step 5: Pause &amp; Reflect</w:t>
-      </w:r>
-    </w:p>
-    <w:p>
+        <w:pStyle w:val="Heading1"/>
+      </w:pPr>
+      <w:r>
+        <w:t xml:space="preserve">STEP 5: PAUSE &amp; REFLECT</w:t>
+      </w:r>
+    </w:p>
+    <w:p>
+      <w:pPr>
+        <w:pStyle w:val="FirstParagraph"/>
+      </w:pPr>
       <w:r>
         <w:t xml:space="preserve">Question: Which physical consequences would be most important to explain clearly to a teenager?</w:t>
       </w:r>
     </w:p>
     <w:p>
+      <w:pPr>
+        <w:pStyle w:val="BodyText"/>
+      </w:pPr>
       <w:r>
         <w:t xml:space="preserve">Think about what would make the risk feel real without becoming alarmist. Take a few minutes before answering. Think about a real situation from the last week, not only a general idea. Where did this lesson show up in your choices, words, thoughts, or relationships? Try to answer without defending yourself and without attacking yourself. The most useful reflection is specific, honest, and kind enough to lead to action. If you notice discomfort, pay attention to it. It may be pointing to an area where growth is ready to begin.</w:t>
       </w:r>
     </w:p>
     <w:p>
       <w:pPr>
-        <w:pStyle w:val="Heading2"/>
-      </w:pPr>
-      <w:r>
-        <w:t xml:space="preserve">Step 6: Journal</w:t>
-      </w:r>
-    </w:p>
-    <w:p>
+        <w:pStyle w:val="Heading1"/>
+      </w:pPr>
+      <w:r>
+        <w:t xml:space="preserve">STEP 6: JOURNAL</w:t>
+      </w:r>
+    </w:p>
+    <w:p>
+      <w:pPr>
+        <w:pStyle w:val="FirstParagraph"/>
+      </w:pPr>
       <w:r>
         <w:t xml:space="preserve">Prompt: Write a short explanation of drug risk in simple, honest language. Use concrete examples rather than broad statements. Describe what has been happening, how you usually respond, and what a healthier response could look like. Then write one sentence beginning with, "The next faithful step I can take is..."</w:t>
       </w:r>
     </w:p>
     <w:p>
       <w:pPr>
-        <w:pStyle w:val="Heading2"/>
-      </w:pPr>
-      <w:r>
-        <w:t xml:space="preserve">Step 7: Mood Check-In</w:t>
-      </w:r>
-    </w:p>
-    <w:p>
+        <w:pStyle w:val="Heading1"/>
+      </w:pPr>
+      <w:r>
+        <w:t xml:space="preserve">STEP 7: MOOD CHECK-IN</w:t>
+      </w:r>
+    </w:p>
+    <w:p>
+      <w:pPr>
+        <w:pStyle w:val="FirstParagraph"/>
+      </w:pPr>
       <w:r>
         <w:t xml:space="preserve">Question: How calm and prepared do you feel about practicing physical dangers of drug abuse today?</w:t>
       </w:r>
     </w:p>
     <w:p>
       <w:pPr>
-        <w:pStyle w:val="Heading2"/>
-      </w:pPr>
-      <w:r>
-        <w:t xml:space="preserve">Step 8: Action</w:t>
-      </w:r>
-    </w:p>
-    <w:p>
+        <w:pStyle w:val="Heading1"/>
+      </w:pPr>
+      <w:r>
+        <w:t xml:space="preserve">STEP 8: ACTION</w:t>
+      </w:r>
+    </w:p>
+    <w:p>
+      <w:pPr>
+        <w:pStyle w:val="FirstParagraph"/>
+      </w:pPr>
       <w:r>
         <w:t xml:space="preserve">Title: Learn one fact well</w:t>
       </w:r>
     </w:p>
     <w:p>
+      <w:pPr>
+        <w:pStyle w:val="BodyText"/>
+      </w:pPr>
       <w:r>
         <w:t xml:space="preserve">Choose one health fact and learn it well enough to explain it calmly. Make the action small enough to complete today and clear enough that you will know whether you did it. Do not choose something vague like "be better." Choose a visible action: make the call, write the apology, set the boundary, ask the question, finish the task, remove the trigger, or create the routine. At the end of the day, notice what happened. What was easy? What resisted you? What did you learn about yourself? That review is part of the action because it turns experience into wisdom.</w:t>
       </w:r>
     </w:p>
     <w:p>
       <w:pPr>
-        <w:pStyle w:val="Heading2"/>
-      </w:pPr>
-      <w:r>
-        <w:t xml:space="preserve">Step 9: Reflection Quote</w:t>
-      </w:r>
-    </w:p>
-    <w:p>
+        <w:pStyle w:val="Heading1"/>
+      </w:pPr>
+      <w:r>
+        <w:t xml:space="preserve">STEP 9: REFLECTION QUOTE</w:t>
+      </w:r>
+    </w:p>
+    <w:p>
+      <w:pPr>
+        <w:pStyle w:val="BodyText"/>
+      </w:pPr>
       <w:r>
         <w:t xml:space="preserve">Clear knowledge helps protection stay grounded rather than vague. Carry this lesson gently but seriously. You do not need to master everything today, but you do need to keep moving with honesty. One lesson becomes powerful when it is practiced after the screen is closed. Let the next step be simple, visible, and true.</w:t>
       </w:r>
     </w:p>
     <w:p>
       <w:pPr>
-        <w:pStyle w:val="Heading2"/>
-      </w:pPr>
-      <w:r>
-        <w:t xml:space="preserve">Step 10: Reflection Check</w:t>
-      </w:r>
-    </w:p>
-    <w:p>
+        <w:pStyle w:val="Heading1"/>
+      </w:pPr>
+      <w:r>
+        <w:t xml:space="preserve">STEP 10: REFLECTION CHECK</w:t>
+      </w:r>
+    </w:p>
+    <w:p>
+      <w:pPr>
+        <w:pStyle w:val="FirstParagraph"/>
+      </w:pPr>
       <w:r>
         <w:t xml:space="preserve">Question: What is the main focus of this lesson?</w:t>
       </w:r>
     </w:p>
     <w:p>
+      <w:pPr>
+        <w:pStyle w:val="BodyText"/>
+      </w:pPr>
       <w:r>
         <w:t xml:space="preserve">- Physical Dangers of Drug Abuse through Effects on the body (correct)</w:t>
       </w:r>
@@ -236,18 +318,24 @@
     </w:p>
     <w:p>
       <w:pPr>
-        <w:pStyle w:val="Heading2"/>
-      </w:pPr>
-      <w:r>
-        <w:t xml:space="preserve">Step 11: Reflection Check</w:t>
-      </w:r>
-    </w:p>
-    <w:p>
+        <w:pStyle w:val="Heading1"/>
+      </w:pPr>
+      <w:r>
+        <w:t xml:space="preserve">STEP 11: REFLECTION CHECK</w:t>
+      </w:r>
+    </w:p>
+    <w:p>
+      <w:pPr>
+        <w:pStyle w:val="FirstParagraph"/>
+      </w:pPr>
       <w:r>
         <w:t xml:space="preserve">Question: What should this lesson lead toward?</w:t>
       </w:r>
     </w:p>
     <w:p>
+      <w:pPr>
+        <w:pStyle w:val="BodyText"/>
+      </w:pPr>
       <w:r>
         <w:t xml:space="preserve">- protective care shown through Learn one fact well (correct)</w:t>
       </w:r>
@@ -272,18 +360,24 @@
     </w:p>
     <w:p>
       <w:pPr>
-        <w:pStyle w:val="Heading2"/>
-      </w:pPr>
-      <w:r>
-        <w:t xml:space="preserve">Step 12: Reflection Check</w:t>
-      </w:r>
-    </w:p>
-    <w:p>
+        <w:pStyle w:val="Heading1"/>
+      </w:pPr>
+      <w:r>
+        <w:t xml:space="preserve">STEP 12: REFLECTION CHECK</w:t>
+      </w:r>
+    </w:p>
+    <w:p>
+      <w:pPr>
+        <w:pStyle w:val="FirstParagraph"/>
+      </w:pPr>
       <w:r>
         <w:t xml:space="preserve">Question: True or False: Protection works best when adults ignore warning signs until a crisis happens.</w:t>
       </w:r>
     </w:p>
     <w:p>
+      <w:pPr>
+        <w:pStyle w:val="BodyText"/>
+      </w:pPr>
       <w:r>
         <w:t xml:space="preserve">- False (correct)</w:t>
       </w:r>
@@ -296,18 +390,24 @@
     </w:p>
     <w:p>
       <w:pPr>
-        <w:pStyle w:val="Heading2"/>
-      </w:pPr>
-      <w:r>
-        <w:t xml:space="preserve">Step 13: Complete</w:t>
-      </w:r>
-    </w:p>
-    <w:p>
+        <w:pStyle w:val="Heading1"/>
+      </w:pPr>
+      <w:r>
+        <w:t xml:space="preserve">STEP 13: COMPLETE</w:t>
+      </w:r>
+    </w:p>
+    <w:p>
+      <w:pPr>
+        <w:pStyle w:val="FirstParagraph"/>
+      </w:pPr>
       <w:r>
         <w:t xml:space="preserve">Message: You strengthened the health-awareness side of prevention.</w:t>
       </w:r>
     </w:p>
     <w:p>
+      <w:pPr>
+        <w:pStyle w:val="BodyText"/>
+      </w:pPr>
       <w:r>
         <w:t xml:space="preserve">Clear knowledge helps protection stay grounded rather than vague. Carry this lesson gently but seriously. You do not need to master everything today, but you do need to keep moving with honesty. One lesson becomes powerful when it is practiced after the screen is closed. Let the next step be simple, visible, and true.</w:t>
       </w:r>
@@ -321,40 +421,101 @@
 </file>
 
 <file path=word/styles.xml><?xml version="1.0" encoding="utf-8"?>
-<w:styles xmlns:w="http://schemas.openxmlformats.org/wordprocessingml/2006/main">
-  <w:style w:type="paragraph" w:default="1" w:styleId="Normal">
+<w:styles xmlns:r="http://schemas.openxmlformats.org/officeDocument/2006/relationships" xmlns:w="http://schemas.openxmlformats.org/wordprocessingml/2006/main">
+  <w:docDefaults>
+    <w:rPrDefault>
+      <w:rPr>
+        <w:rFonts w:asciiTheme="minorHAnsi" w:cstheme="minorBidi" w:eastAsiaTheme="minorHAnsi" w:hAnsiTheme="minorHAnsi"/>
+        <w:sz w:val="24"/>
+        <w:szCs w:val="24"/>
+        <w:lang w:bidi="ar-SA" w:eastAsia="en-US" w:val="en-US"/>
+      </w:rPr>
+    </w:rPrDefault>
+    <w:pPrDefault>
+      <w:pPr>
+        <w:spacing w:after="200"/>
+      </w:pPr>
+    </w:pPrDefault>
+  </w:docDefaults>
+  <w:latentStyles w:count="276" w:defLockedState="0" w:defQFormat="0" w:defSemiHidden="0" w:defUIPriority="0" w:defUnhideWhenUsed="0"/>
+  <w:style w:default="1" w:styleId="Normal" w:type="paragraph">
     <w:name w:val="Normal"/>
     <w:qFormat/>
-    <w:rPr>
-      <w:rFonts w:ascii="Arial" w:hAnsi="Arial"/>
-      <w:sz w:val="22"/>
-    </w:rPr>
-  </w:style>
-  <w:style w:type="paragraph" w:styleId="Title">
-    <w:name w:val="Title"/>
+  </w:style>
+  <w:style w:styleId="BodyText" w:type="paragraph">
+    <w:name w:val="Body Text"/>
     <w:basedOn w:val="Normal"/>
     <w:qFormat/>
-    <w:rPr>
-      <w:b/>
-      <w:sz w:val="32"/>
-    </w:rPr>
-  </w:style>
-  <w:style w:type="paragraph" w:styleId="Heading1">
+    <w:pPr>
+      <w:spacing w:after="180" w:before="180"/>
+    </w:pPr>
+  </w:style>
+  <w:style w:customStyle="1" w:styleId="FirstParagraph" w:type="paragraph">
+    <w:name w:val="First Paragraph"/>
+    <w:basedOn w:val="BodyText"/>
+    <w:next w:val="BodyText"/>
+    <w:qFormat/>
+  </w:style>
+  <w:style w:customStyle="1" w:styleId="Compact" w:type="paragraph">
+    <w:name w:val="Compact"/>
+    <w:basedOn w:val="BodyText"/>
+    <w:qFormat/>
+    <w:pPr>
+      <w:spacing w:after="36" w:before="36"/>
+    </w:pPr>
+  </w:style>
+  <w:style w:styleId="Heading1" w:type="paragraph">
     <w:name w:val="heading 1"/>
     <w:basedOn w:val="Normal"/>
-    <w:qFormat/>
+    <w:next w:val="BodyText"/>
+    <w:qFormat/>
+    <w:pPr>
+      <w:keepNext/>
+      <w:keepLines/>
+      <w:spacing w:after="80" w:before="360"/>
+      <w:outlineLvl w:val="0"/>
+    </w:pPr>
     <w:rPr>
-      <w:b/>
-      <w:sz w:val="28"/>
+      <w:rFonts w:asciiTheme="majorHAnsi" w:cstheme="majorBidi" w:eastAsiaTheme="majorEastAsia" w:hAnsiTheme="majorHAnsi"/>
+      <w:color w:themeColor="accent1" w:themeShade="BF" w:val="0F4761"/>
+      <w:sz w:val="40"/>
+      <w:szCs w:val="40"/>
     </w:rPr>
   </w:style>
-  <w:style w:type="paragraph" w:styleId="Heading2">
+  <w:style w:styleId="Heading2" w:type="paragraph">
     <w:name w:val="heading 2"/>
     <w:basedOn w:val="Normal"/>
-    <w:qFormat/>
+    <w:next w:val="BodyText"/>
+    <w:qFormat/>
+    <w:pPr>
+      <w:keepNext/>
+      <w:keepLines/>
+      <w:spacing w:after="80" w:before="160"/>
+      <w:outlineLvl w:val="1"/>
+    </w:pPr>
     <w:rPr>
-      <w:b/>
-      <w:sz w:val="24"/>
+      <w:rFonts w:asciiTheme="majorHAnsi" w:cstheme="majorBidi" w:eastAsiaTheme="majorEastAsia" w:hAnsiTheme="majorHAnsi"/>
+      <w:color w:themeColor="accent1" w:themeShade="BF" w:val="0F4761"/>
+      <w:sz w:val="32"/>
+      <w:szCs w:val="32"/>
+    </w:rPr>
+  </w:style>
+  <w:style w:styleId="Heading3" w:type="paragraph">
+    <w:name w:val="heading 3"/>
+    <w:basedOn w:val="Normal"/>
+    <w:next w:val="BodyText"/>
+    <w:qFormat/>
+    <w:pPr>
+      <w:keepNext/>
+      <w:keepLines/>
+      <w:spacing w:after="80" w:before="160"/>
+      <w:outlineLvl w:val="2"/>
+    </w:pPr>
+    <w:rPr>
+      <w:rFonts w:cstheme="majorBidi" w:eastAsiaTheme="majorEastAsia"/>
+      <w:color w:themeColor="accent1" w:themeShade="BF" w:val="0F4761"/>
+      <w:sz w:val="28"/>
+      <w:szCs w:val="28"/>
     </w:rPr>
   </w:style>
 </w:styles>
